--- a/docs/deliverables/10-需求追踪矩阵RTMv1.docx
+++ b/docs/deliverables/10-需求追踪矩阵RTMv1.docx
@@ -13,7 +13,7 @@
           <w:color w:val="000000"/>
           <w:sz w:val="24"/>
         </w:rPr>
-        <w:t>文档编号：ERP-G2-10    版本号：V1.0</w:t>
+        <w:t>文档编号：YJGL-G2-06    版本号：V1.0</w:t>
       </w:r>
       <w:r>
         <w:rPr>
@@ -196,7 +196,7 @@
           <w:color w:val="000000"/>
           <w:sz w:val="32"/>
         </w:rPr>
-        <w:t>编制单位：项目组三人组</w:t>
+        <w:t>编制单位：020202项目组</w:t>
       </w:r>
       <w:r>
         <w:rPr>
@@ -257,7 +257,7 @@
           <w:color w:val="000000"/>
           <w:sz w:val="32"/>
         </w:rPr>
-        <w:t>批    准：何思源（项目经理）</w:t>
+        <w:t>批    准：李晓雷（教师模拟甲方代表）</w:t>
       </w:r>
       <w:r>
         <w:rPr>

--- a/docs/deliverables/10-需求追踪矩阵RTMv1.docx
+++ b/docs/deliverables/10-需求追踪矩阵RTMv1.docx
@@ -735,6 +735,14 @@
         <w:t>2 MVP 正向追踪（29 条）</w:t>
       </w:r>
     </w:p>
+    <w:p>
+      <w:pPr>
+        <w:jc w:val="center"/>
+      </w:pPr>
+      <w:r>
+        <w:t>表 2-1　MVP 正向追踪矩阵</w:t>
+      </w:r>
+    </w:p>
     <w:tbl>
       <w:tblPr>
         <w:tblW w:w="5000" w:type="pct"/>
@@ -9629,6 +9637,14 @@
           <w:bCs/>
         </w:rPr>
         <w:t>3 非 MVP、仍属本期范围的逐条追踪（10 条）</w:t>
+      </w:r>
+    </w:p>
+    <w:p>
+      <w:pPr>
+        <w:jc w:val="center"/>
+      </w:pPr>
+      <w:r>
+        <w:t>表 3-1　非 MVP 本期范围追踪矩阵</w:t>
       </w:r>
     </w:p>
     <w:tbl>
@@ -12589,6 +12605,14 @@
           <w:bCs/>
         </w:rPr>
         <w:t>4 覆盖统计与准出</w:t>
+      </w:r>
+    </w:p>
+    <w:p>
+      <w:pPr>
+        <w:jc w:val="center"/>
+      </w:pPr>
+      <w:r>
+        <w:t>表 4-1　覆盖统计与准出</w:t>
       </w:r>
     </w:p>
     <w:tbl>

--- a/docs/deliverables/10-需求追踪矩阵RTMv1.docx
+++ b/docs/deliverables/10-需求追踪矩阵RTMv1.docx
@@ -632,6 +632,58 @@
           </w:p>
         </w:tc>
       </w:tr>
+      <w:tr>
+        <w:tc>
+          <w:tcPr>
+            <w:tcW w:type="dxa" w:w="1514"/>
+          </w:tcPr>
+          <w:p>
+            <w:r>
+              <w:t>V1.1</w:t>
+            </w:r>
+          </w:p>
+        </w:tc>
+        <w:tc>
+          <w:tcPr>
+            <w:tcW w:type="dxa" w:w="1529"/>
+          </w:tcPr>
+          <w:p>
+            <w:r>
+              <w:t>2026-09-16</w:t>
+            </w:r>
+          </w:p>
+        </w:tc>
+        <w:tc>
+          <w:tcPr>
+            <w:tcW w:type="dxa" w:w="1499"/>
+          </w:tcPr>
+          <w:p>
+            <w:r>
+              <w:t>第1、2、4章</w:t>
+            </w:r>
+          </w:p>
+        </w:tc>
+        <w:tc>
+          <w:tcPr>
+            <w:tcW w:type="dxa" w:w="3004"/>
+          </w:tcPr>
+          <w:p>
+            <w:r>
+              <w:t>G2-R05 将 G2-RCLR-001—010 同步至裁决边界、追踪规则和覆盖统计。</w:t>
+            </w:r>
+          </w:p>
+        </w:tc>
+        <w:tc>
+          <w:tcPr>
+            <w:tcW w:type="dxa" w:w="1470"/>
+          </w:tcPr>
+          <w:p>
+            <w:r>
+              <w:t>何思源</w:t>
+            </w:r>
+          </w:p>
+        </w:tc>
+      </w:tr>
     </w:tbl>
     <w:p>
       <w:pPr>
@@ -703,7 +755,7 @@
           <w:sz w:val="24"/>
           <w:szCs w:val="24"/>
         </w:rPr>
-        <w:t>3. `G2-CLR` 是 G2-05 已裁决的范围/责任边界证据；它不替代接口联调、性能测试、安全测试、部署验证或最终验收。</w:t>
+        <w:t>3. `G2-CLR-001—012` 仅为 G1 上游继承索引；`G2-RCLR-001—010` 为本轮 G2 规格化人工业务裁决，并已挂接受影响 SRS、spec AC 和 RTM 追踪项。两类记录均不替代接口联调、性能测试、安全测试、部署验证或最终验收。</w:t>
       </w:r>
     </w:p>
     <w:p>
@@ -1301,12 +1353,7 @@
             <w:pPr>
               <w:spacing w:line="300" w:lineRule="auto"/>
             </w:pPr>
-            <w:r/>
-            <w:r>
-              <w:rPr>
-                <w:rFonts w:ascii="Microsoft YaHei" w:hAnsi="Microsoft YaHei" w:eastAsia="Microsoft YaHei"/>
-                <w:sz w:val="17"/>
-              </w:rPr>
+            <w:r>
               <w:t>—</w:t>
             </w:r>
           </w:p>
@@ -1594,12 +1641,7 @@
             <w:pPr>
               <w:spacing w:line="300" w:lineRule="auto"/>
             </w:pPr>
-            <w:r/>
-            <w:r>
-              <w:rPr>
-                <w:rFonts w:ascii="Microsoft YaHei" w:hAnsi="Microsoft YaHei" w:eastAsia="Microsoft YaHei"/>
-                <w:sz w:val="17"/>
-              </w:rPr>
+            <w:r>
               <w:t>—</w:t>
             </w:r>
           </w:p>
@@ -1887,12 +1929,7 @@
             <w:pPr>
               <w:spacing w:line="300" w:lineRule="auto"/>
             </w:pPr>
-            <w:r/>
-            <w:r>
-              <w:rPr>
-                <w:rFonts w:ascii="Microsoft YaHei" w:hAnsi="Microsoft YaHei" w:eastAsia="Microsoft YaHei"/>
-                <w:sz w:val="17"/>
-              </w:rPr>
+            <w:r>
               <w:t>—</w:t>
             </w:r>
           </w:p>
@@ -2180,13 +2217,8 @@
             <w:pPr>
               <w:spacing w:line="300" w:lineRule="auto"/>
             </w:pPr>
-            <w:r/>
-            <w:r>
-              <w:rPr>
-                <w:rFonts w:ascii="Microsoft YaHei" w:hAnsi="Microsoft YaHei" w:eastAsia="Microsoft YaHei"/>
-                <w:sz w:val="17"/>
-              </w:rPr>
-              <w:t>—</w:t>
+            <w:r>
+              <w:t>G2-RCLR-004（多时间、迟到不覆盖历史）</w:t>
             </w:r>
           </w:p>
         </w:tc>
@@ -2473,13 +2505,8 @@
             <w:pPr>
               <w:spacing w:line="300" w:lineRule="auto"/>
             </w:pPr>
-            <w:r/>
-            <w:r>
-              <w:rPr>
-                <w:rFonts w:ascii="Microsoft YaHei" w:hAnsi="Microsoft YaHei" w:eastAsia="Microsoft YaHei"/>
-                <w:sz w:val="17"/>
-              </w:rPr>
-              <w:t>G2-CLR-002、006</w:t>
+            <w:r>
+              <w:t>G2-RCLR-009（新鲜度过期、禁自动调派）</w:t>
             </w:r>
           </w:p>
         </w:tc>
@@ -2766,13 +2793,8 @@
             <w:pPr>
               <w:spacing w:line="300" w:lineRule="auto"/>
             </w:pPr>
-            <w:r/>
-            <w:r>
-              <w:rPr>
-                <w:rFonts w:ascii="Microsoft YaHei" w:hAnsi="Microsoft YaHei" w:eastAsia="Microsoft YaHei"/>
-                <w:sz w:val="17"/>
-              </w:rPr>
-              <w:t>G2-CLR-001、010</w:t>
+            <w:r>
+              <w:t>G2-CLR-001、010（G1 上游继承）</w:t>
             </w:r>
           </w:p>
         </w:tc>
@@ -3059,13 +3081,8 @@
             <w:pPr>
               <w:spacing w:line="300" w:lineRule="auto"/>
             </w:pPr>
-            <w:r/>
-            <w:r>
-              <w:rPr>
-                <w:rFonts w:ascii="Microsoft YaHei" w:hAnsi="Microsoft YaHei" w:eastAsia="Microsoft YaHei"/>
-                <w:sz w:val="17"/>
-              </w:rPr>
-              <w:t>G2-CLR-006、009</w:t>
+            <w:r>
+              <w:t>G2-CLR-006、009（G1 上游继承）</w:t>
             </w:r>
           </w:p>
         </w:tc>
@@ -3352,13 +3369,8 @@
             <w:pPr>
               <w:spacing w:line="300" w:lineRule="auto"/>
             </w:pPr>
-            <w:r/>
-            <w:r>
-              <w:rPr>
-                <w:rFonts w:ascii="Microsoft YaHei" w:hAnsi="Microsoft YaHei" w:eastAsia="Microsoft YaHei"/>
-                <w:sz w:val="17"/>
-              </w:rPr>
-              <w:t>G2-CLR-009</w:t>
+            <w:r>
+              <w:t>—</w:t>
             </w:r>
           </w:p>
         </w:tc>
@@ -3645,13 +3657,8 @@
             <w:pPr>
               <w:spacing w:line="300" w:lineRule="auto"/>
             </w:pPr>
-            <w:r/>
-            <w:r>
-              <w:rPr>
-                <w:rFonts w:ascii="Microsoft YaHei" w:hAnsi="Microsoft YaHei" w:eastAsia="Microsoft YaHei"/>
-                <w:sz w:val="17"/>
-              </w:rPr>
-              <w:t>G2-CLR-009</w:t>
+            <w:r>
+              <w:t>G2-RCLR-006（快照、期间变动、复核）</w:t>
             </w:r>
           </w:p>
         </w:tc>
@@ -3938,13 +3945,8 @@
             <w:pPr>
               <w:spacing w:line="300" w:lineRule="auto"/>
             </w:pPr>
-            <w:r/>
-            <w:r>
-              <w:rPr>
-                <w:rFonts w:ascii="Microsoft YaHei" w:hAnsi="Microsoft YaHei" w:eastAsia="Microsoft YaHei"/>
-                <w:sz w:val="17"/>
-              </w:rPr>
-              <w:t>—</w:t>
+            <w:r>
+              <w:t>G2-RCLR-007（取消/补演、实际完成统计）</w:t>
             </w:r>
           </w:p>
         </w:tc>
@@ -4231,13 +4233,8 @@
             <w:pPr>
               <w:spacing w:line="300" w:lineRule="auto"/>
             </w:pPr>
-            <w:r/>
-            <w:r>
-              <w:rPr>
-                <w:rFonts w:ascii="Microsoft YaHei" w:hAnsi="Microsoft YaHei" w:eastAsia="Microsoft YaHei"/>
-                <w:sz w:val="17"/>
-              </w:rPr>
-              <w:t>—</w:t>
+            <w:r>
+              <w:t>G2-RCLR-007（取消/补演、实际完成统计）</w:t>
             </w:r>
           </w:p>
         </w:tc>
@@ -4524,13 +4521,8 @@
             <w:pPr>
               <w:spacing w:line="300" w:lineRule="auto"/>
             </w:pPr>
-            <w:r/>
-            <w:r>
-              <w:rPr>
-                <w:rFonts w:ascii="Microsoft YaHei" w:hAnsi="Microsoft YaHei" w:eastAsia="Microsoft YaHei"/>
-                <w:sz w:val="17"/>
-              </w:rPr>
-              <w:t>—</w:t>
+            <w:r>
+              <w:t>G2-RCLR-007（取消/补演、实际完成统计）</w:t>
             </w:r>
           </w:p>
         </w:tc>
@@ -4817,13 +4809,8 @@
             <w:pPr>
               <w:spacing w:line="300" w:lineRule="auto"/>
             </w:pPr>
-            <w:r/>
-            <w:r>
-              <w:rPr>
-                <w:rFonts w:ascii="Microsoft YaHei" w:hAnsi="Microsoft YaHei" w:eastAsia="Microsoft YaHei"/>
-                <w:sz w:val="17"/>
-              </w:rPr>
-              <w:t>—</w:t>
+            <w:r>
+              <w:t>G2-RCLR-004（多时间、迟到不覆盖历史）</w:t>
             </w:r>
           </w:p>
         </w:tc>
@@ -5110,13 +5097,8 @@
             <w:pPr>
               <w:spacing w:line="300" w:lineRule="auto"/>
             </w:pPr>
-            <w:r/>
-            <w:r>
-              <w:rPr>
-                <w:rFonts w:ascii="Microsoft YaHei" w:hAnsi="Microsoft YaHei" w:eastAsia="Microsoft YaHei"/>
-                <w:sz w:val="17"/>
-              </w:rPr>
-              <w:t>—</w:t>
+            <w:r>
+              <w:t>G2-RCLR-001（告警 ID 幂等）、G2-RCLR-002（核实超时）、G2-RCLR-004（多时间）</w:t>
             </w:r>
           </w:p>
         </w:tc>
@@ -5403,13 +5385,8 @@
             <w:pPr>
               <w:spacing w:line="300" w:lineRule="auto"/>
             </w:pPr>
-            <w:r/>
-            <w:r>
-              <w:rPr>
-                <w:rFonts w:ascii="Microsoft YaHei" w:hAnsi="Microsoft YaHei" w:eastAsia="Microsoft YaHei"/>
-                <w:sz w:val="17"/>
-              </w:rPr>
-              <w:t>—</w:t>
+            <w:r>
+              <w:t>G2-RCLR-003（重指派与显式改期）</w:t>
             </w:r>
           </w:p>
         </w:tc>
@@ -5696,13 +5673,8 @@
             <w:pPr>
               <w:spacing w:line="300" w:lineRule="auto"/>
             </w:pPr>
-            <w:r/>
-            <w:r>
-              <w:rPr>
-                <w:rFonts w:ascii="Microsoft YaHei" w:hAnsi="Microsoft YaHei" w:eastAsia="Microsoft YaHei"/>
-                <w:sz w:val="17"/>
-              </w:rPr>
-              <w:t>—</w:t>
+            <w:r>
+              <w:t>G2-RCLR-010（附件逻辑删除与归档保护）</w:t>
             </w:r>
           </w:p>
         </w:tc>
@@ -5989,13 +5961,8 @@
             <w:pPr>
               <w:spacing w:line="300" w:lineRule="auto"/>
             </w:pPr>
-            <w:r/>
-            <w:r>
-              <w:rPr>
-                <w:rFonts w:ascii="Microsoft YaHei" w:hAnsi="Microsoft YaHei" w:eastAsia="Microsoft YaHei"/>
-                <w:sz w:val="17"/>
-              </w:rPr>
-              <w:t>—</w:t>
+            <w:r>
+              <w:t>G2-RCLR-005（二维码绑定、过期、幂等）</w:t>
             </w:r>
           </w:p>
         </w:tc>
@@ -6282,13 +6249,8 @@
             <w:pPr>
               <w:spacing w:line="300" w:lineRule="auto"/>
             </w:pPr>
-            <w:r/>
-            <w:r>
-              <w:rPr>
-                <w:rFonts w:ascii="Microsoft YaHei" w:hAnsi="Microsoft YaHei" w:eastAsia="Microsoft YaHei"/>
-                <w:sz w:val="17"/>
-              </w:rPr>
-              <w:t>G2-CLR-006</w:t>
+            <w:r>
+              <w:t>G2-CLR-006（G1 上游继承）；G2-RCLR-005（二维码绑定、过期、幂等）</w:t>
             </w:r>
           </w:p>
         </w:tc>
@@ -6575,13 +6537,8 @@
             <w:pPr>
               <w:spacing w:line="300" w:lineRule="auto"/>
             </w:pPr>
-            <w:r/>
-            <w:r>
-              <w:rPr>
-                <w:rFonts w:ascii="Microsoft YaHei" w:hAnsi="Microsoft YaHei" w:eastAsia="Microsoft YaHei"/>
-                <w:sz w:val="17"/>
-              </w:rPr>
-              <w:t>—</w:t>
+            <w:r>
+              <w:t>G2-RCLR-005（重复扫码不重复计入统计）</w:t>
             </w:r>
           </w:p>
         </w:tc>
@@ -6868,13 +6825,8 @@
             <w:pPr>
               <w:spacing w:line="300" w:lineRule="auto"/>
             </w:pPr>
-            <w:r/>
-            <w:r>
-              <w:rPr>
-                <w:rFonts w:ascii="Microsoft YaHei" w:hAnsi="Microsoft YaHei" w:eastAsia="Microsoft YaHei"/>
-                <w:sz w:val="17"/>
-              </w:rPr>
-              <w:t>G2-CLR-004、010</w:t>
+            <w:r>
+              <w:t>G2-RCLR-005（二维码幂等）、G2-RCLR-008（迟到/重复回执）</w:t>
             </w:r>
           </w:p>
         </w:tc>
@@ -7161,13 +7113,8 @@
             <w:pPr>
               <w:spacing w:line="300" w:lineRule="auto"/>
             </w:pPr>
-            <w:r/>
-            <w:r>
-              <w:rPr>
-                <w:rFonts w:ascii="Microsoft YaHei" w:hAnsi="Microsoft YaHei" w:eastAsia="Microsoft YaHei"/>
-                <w:sz w:val="17"/>
-              </w:rPr>
-              <w:t>G2-CLR-007</w:t>
+            <w:r>
+              <w:t>G2-RCLR-010（附件逻辑删除与归档保护）</w:t>
             </w:r>
           </w:p>
         </w:tc>
@@ -7454,13 +7401,8 @@
             <w:pPr>
               <w:spacing w:line="300" w:lineRule="auto"/>
             </w:pPr>
-            <w:r/>
-            <w:r>
-              <w:rPr>
-                <w:rFonts w:ascii="Microsoft YaHei" w:hAnsi="Microsoft YaHei" w:eastAsia="Microsoft YaHei"/>
-                <w:sz w:val="17"/>
-              </w:rPr>
-              <w:t>G2-CLR-004、007、010</w:t>
+            <w:r>
+              <w:t>G2-RCLR-003（重指派）、G2-RCLR-008（迟到回执）、G2-RCLR-010（附件保护）</w:t>
             </w:r>
           </w:p>
         </w:tc>
@@ -7747,13 +7689,8 @@
             <w:pPr>
               <w:spacing w:line="300" w:lineRule="auto"/>
             </w:pPr>
-            <w:r/>
-            <w:r>
-              <w:rPr>
-                <w:rFonts w:ascii="Microsoft YaHei" w:hAnsi="Microsoft YaHei" w:eastAsia="Microsoft YaHei"/>
-                <w:sz w:val="17"/>
-              </w:rPr>
-              <w:t>G2-CLR-007</w:t>
+            <w:r>
+              <w:t>G2-RCLR-007（补演与实际完成统计）</w:t>
             </w:r>
           </w:p>
         </w:tc>
@@ -8040,13 +7977,8 @@
             <w:pPr>
               <w:spacing w:line="300" w:lineRule="auto"/>
             </w:pPr>
-            <w:r/>
-            <w:r>
-              <w:rPr>
-                <w:rFonts w:ascii="Microsoft YaHei" w:hAnsi="Microsoft YaHei" w:eastAsia="Microsoft YaHei"/>
-                <w:sz w:val="17"/>
-              </w:rPr>
-              <w:t>G2-CLR-007</w:t>
+            <w:r>
+              <w:t>G2-RCLR-005（二维码绑定、过期、幂等）</w:t>
             </w:r>
           </w:p>
         </w:tc>
@@ -8333,13 +8265,8 @@
             <w:pPr>
               <w:spacing w:line="300" w:lineRule="auto"/>
             </w:pPr>
-            <w:r/>
-            <w:r>
-              <w:rPr>
-                <w:rFonts w:ascii="Microsoft YaHei" w:hAnsi="Microsoft YaHei" w:eastAsia="Microsoft YaHei"/>
-                <w:sz w:val="17"/>
-              </w:rPr>
-              <w:t>G2-CLR-007、009</w:t>
+            <w:r>
+              <w:t>G2-RCLR-006（盘点快照与期间变动）</w:t>
             </w:r>
           </w:p>
         </w:tc>
@@ -8626,13 +8553,8 @@
             <w:pPr>
               <w:spacing w:line="300" w:lineRule="auto"/>
             </w:pPr>
-            <w:r/>
-            <w:r>
-              <w:rPr>
-                <w:rFonts w:ascii="Microsoft YaHei" w:hAnsi="Microsoft YaHei" w:eastAsia="Microsoft YaHei"/>
-                <w:sz w:val="17"/>
-              </w:rPr>
-              <w:t>G2-CLR-006</w:t>
+            <w:r>
+              <w:t>G2-CLR-006（G1 上游继承）</w:t>
             </w:r>
           </w:p>
         </w:tc>
@@ -8919,13 +8841,8 @@
             <w:pPr>
               <w:spacing w:line="300" w:lineRule="auto"/>
             </w:pPr>
-            <w:r/>
-            <w:r>
-              <w:rPr>
-                <w:rFonts w:ascii="Microsoft YaHei" w:hAnsi="Microsoft YaHei" w:eastAsia="Microsoft YaHei"/>
-                <w:sz w:val="17"/>
-              </w:rPr>
-              <w:t>G2-CLR-010</w:t>
+            <w:r>
+              <w:t>G2-RCLR-001（可靠外部 ID 幂等）</w:t>
             </w:r>
           </w:p>
         </w:tc>
@@ -9212,13 +9129,8 @@
             <w:pPr>
               <w:spacing w:line="300" w:lineRule="auto"/>
             </w:pPr>
-            <w:r/>
-            <w:r>
-              <w:rPr>
-                <w:rFonts w:ascii="Microsoft YaHei" w:hAnsi="Microsoft YaHei" w:eastAsia="Microsoft YaHei"/>
-                <w:sz w:val="17"/>
-              </w:rPr>
-              <w:t>G2-CLR-005、010</w:t>
+            <w:r>
+              <w:t>G2-CLR-005、010（G1 上游继承）</w:t>
             </w:r>
           </w:p>
         </w:tc>
@@ -9505,13 +9417,8 @@
             <w:pPr>
               <w:spacing w:line="300" w:lineRule="auto"/>
             </w:pPr>
-            <w:r/>
-            <w:r>
-              <w:rPr>
-                <w:rFonts w:ascii="Microsoft YaHei" w:hAnsi="Microsoft YaHei" w:eastAsia="Microsoft YaHei"/>
-                <w:sz w:val="17"/>
-              </w:rPr>
-              <w:t>G2-CLR-001、003、010</w:t>
+            <w:r>
+              <w:t>G2-CLR-001、003、010（G1 上游继承）</w:t>
             </w:r>
           </w:p>
         </w:tc>
